--- a/ip/IDF-Design-Registration-Interface-FILLED.docx
+++ b/ip/IDF-Design-Registration-Interface-FILLED.docx
@@ -4,6 +4,7 @@
   <w:body>
     <w:p>
       <w:pPr>
+        <w:spacing w:after="200"/>
         <w:jc w:val="center"/>
       </w:pPr>
       <w:r>
@@ -21,13 +22,13 @@
         <w:tblLook w:firstColumn="1" w:firstRow="1" w:lastColumn="0" w:lastRow="0" w:noHBand="0" w:noVBand="1" w:val="04A0"/>
       </w:tblPr>
       <w:tblGrid>
-        <w:gridCol w:w="4320"/>
-        <w:gridCol w:w="4320"/>
+        <w:gridCol w:w="4968"/>
+        <w:gridCol w:w="4968"/>
       </w:tblGrid>
       <w:tr>
         <w:tc>
           <w:tcPr>
-            <w:tcW w:type="dxa" w:w="4320"/>
+            <w:tcW w:type="dxa" w:w="4968"/>
           </w:tcPr>
           <w:p>
             <w:r>
@@ -40,7 +41,7 @@
         </w:tc>
         <w:tc>
           <w:tcPr>
-            <w:tcW w:type="dxa" w:w="4320"/>
+            <w:tcW w:type="dxa" w:w="4968"/>
           </w:tcPr>
           <w:p>
             <w:r>
@@ -52,7 +53,7 @@
       <w:tr>
         <w:tc>
           <w:tcPr>
-            <w:tcW w:type="dxa" w:w="4320"/>
+            <w:tcW w:type="dxa" w:w="4968"/>
           </w:tcPr>
           <w:p>
             <w:r>
@@ -65,7 +66,7 @@
         </w:tc>
         <w:tc>
           <w:tcPr>
-            <w:tcW w:type="dxa" w:w="4320"/>
+            <w:tcW w:type="dxa" w:w="4968"/>
           </w:tcPr>
           <w:p>
             <w:r>
@@ -77,7 +78,7 @@
       <w:tr>
         <w:tc>
           <w:tcPr>
-            <w:tcW w:type="dxa" w:w="4320"/>
+            <w:tcW w:type="dxa" w:w="4968"/>
           </w:tcPr>
           <w:p>
             <w:r>
@@ -90,7 +91,7 @@
         </w:tc>
         <w:tc>
           <w:tcPr>
-            <w:tcW w:type="dxa" w:w="4320"/>
+            <w:tcW w:type="dxa" w:w="4968"/>
           </w:tcPr>
           <w:p>
             <w:r>
@@ -102,7 +103,7 @@
     </w:tbl>
     <w:p>
       <w:pPr>
-        <w:spacing w:before="200"/>
+        <w:spacing w:before="220" w:after="60"/>
       </w:pPr>
       <w:r>
         <w:rPr>
@@ -113,9 +114,6 @@
       </w:r>
     </w:p>
     <w:p>
-      <w:pPr>
-        <w:spacing w:after="80"/>
-      </w:pPr>
       <w:r>
         <w:rPr>
           <w:i w:val="0"/>
@@ -125,7 +123,7 @@
     </w:p>
     <w:p>
       <w:pPr>
-        <w:spacing w:before="200"/>
+        <w:spacing w:before="220" w:after="60"/>
       </w:pPr>
       <w:r>
         <w:rPr>
@@ -136,9 +134,6 @@
       </w:r>
     </w:p>
     <w:p>
-      <w:pPr>
-        <w:spacing w:after="80"/>
-      </w:pPr>
       <w:r>
         <w:rPr>
           <w:i w:val="0"/>
@@ -147,9 +142,6 @@
       </w:r>
     </w:p>
     <w:p>
-      <w:pPr>
-        <w:spacing w:after="80"/>
-      </w:pPr>
       <w:r>
         <w:rPr>
           <w:i w:val="0"/>
@@ -158,9 +150,6 @@
       </w:r>
     </w:p>
     <w:p>
-      <w:pPr>
-        <w:spacing w:after="80"/>
-      </w:pPr>
       <w:r>
         <w:rPr>
           <w:i/>
@@ -219,7 +208,7 @@
         <w:spacing w:after="40"/>
       </w:pPr>
       <w:r>
-        <w:t>An account panel that drops from the right of the header as a round-cornered card, presenting plan, remaining allowance and limit as label-and-value rows above a full width action button.</w:t>
+        <w:t>An account panel that drops from the right of the header as a round-cornered card, presenting plan, remaining allowance and limit as label-and-value rows above a full-width action button.</w:t>
       </w:r>
     </w:p>
     <w:p>
@@ -232,9 +221,6 @@
       </w:r>
     </w:p>
     <w:p>
-      <w:pPr>
-        <w:spacing w:after="80"/>
-      </w:pPr>
       <w:r>
         <w:rPr>
           <w:i w:val="0"/>
@@ -244,7 +230,7 @@
     </w:p>
     <w:p>
       <w:pPr>
-        <w:spacing w:before="200"/>
+        <w:spacing w:before="220" w:after="60"/>
       </w:pPr>
       <w:r>
         <w:rPr>
@@ -255,104 +241,562 @@
       </w:r>
     </w:p>
     <w:p>
-      <w:pPr>
-        <w:spacing w:after="80"/>
-      </w:pPr>
       <w:r>
         <w:rPr>
           <w:i w:val="0"/>
         </w:rPr>
-        <w:t>(i) a front view, (ii) a rear view, (iii) a left side view, (iv) a right side view, (v) a top view, (vi) a bottom view and (vii) a top perspective view (take any top left or top right-angle view at 45 degree from top position).</w:t>
+        <w:t>(i) a front view,</w:t>
+      </w:r>
+    </w:p>
+    <w:p>
+      <w:r>
+        <w:rPr>
+          <w:i w:val="0"/>
+        </w:rPr>
+        <w:t>(ii) a rear view,</w:t>
+      </w:r>
+    </w:p>
+    <w:p>
+      <w:r>
+        <w:rPr>
+          <w:i w:val="0"/>
+        </w:rPr>
+        <w:t>(iii) a left side view,</w:t>
+      </w:r>
+    </w:p>
+    <w:p>
+      <w:r>
+        <w:rPr>
+          <w:i w:val="0"/>
+        </w:rPr>
+        <w:t>(iv) a right side view,</w:t>
+      </w:r>
+    </w:p>
+    <w:p>
+      <w:r>
+        <w:rPr>
+          <w:i w:val="0"/>
+        </w:rPr>
+        <w:t>(v) a top view,</w:t>
+      </w:r>
+    </w:p>
+    <w:p>
+      <w:r>
+        <w:rPr>
+          <w:i w:val="0"/>
+        </w:rPr>
+        <w:t>(vi) a bottom view and</w:t>
+      </w:r>
+    </w:p>
+    <w:p>
+      <w:r>
+        <w:rPr>
+          <w:i w:val="0"/>
+        </w:rPr>
+        <w:t>(vii) a top perspective view (take any top left or top right-angle view at 45 degree from top position).</w:t>
+      </w:r>
+    </w:p>
+    <w:p>
+      <w:r>
+        <w:rPr>
+          <w:i w:val="0"/>
+        </w:rPr>
+      </w:r>
+    </w:p>
+    <w:p>
+      <w:r>
+        <w:rPr>
+          <w:i/>
+        </w:rPr>
+        <w:t>The subject of this design is a screen display, not a solid article, so the six orthographic views of an object do not apply. The corresponding screen representations are listed below; the IPR Cell's guidance is requested on the view set and numbering it prefers before filing.</w:t>
+      </w:r>
+    </w:p>
+    <w:tbl>
+      <w:tblPr>
+        <w:tblStyle w:val="TableGrid"/>
+        <w:tblW w:type="auto" w:w="0"/>
+        <w:tblLook w:firstColumn="1" w:firstRow="1" w:lastColumn="0" w:lastRow="0" w:noHBand="0" w:noVBand="1" w:val="04A0"/>
+      </w:tblPr>
+      <w:tblGrid>
+        <w:gridCol w:w="3312"/>
+        <w:gridCol w:w="3312"/>
+        <w:gridCol w:w="3312"/>
+      </w:tblGrid>
+      <w:tr>
+        <w:tc>
+          <w:tcPr>
+            <w:tcW w:type="dxa" w:w="3312"/>
+            <w:shd w:val="clear" w:fill="E7E9EC"/>
+          </w:tcPr>
+          <w:p>
+            <w:pPr>
+              <w:spacing w:after="40"/>
+            </w:pPr>
+            <w:r>
+              <w:rPr>
+                <w:b/>
+                <w:sz w:val="18"/>
+              </w:rPr>
+              <w:t>View</w:t>
+            </w:r>
+          </w:p>
+        </w:tc>
+        <w:tc>
+          <w:tcPr>
+            <w:tcW w:type="dxa" w:w="3312"/>
+            <w:shd w:val="clear" w:fill="E7E9EC"/>
+          </w:tcPr>
+          <w:p>
+            <w:pPr>
+              <w:spacing w:after="40"/>
+            </w:pPr>
+            <w:r>
+              <w:rPr>
+                <w:b/>
+                <w:sz w:val="18"/>
+              </w:rPr>
+              <w:t>Representation</w:t>
+            </w:r>
+          </w:p>
+        </w:tc>
+        <w:tc>
+          <w:tcPr>
+            <w:tcW w:type="dxa" w:w="3312"/>
+            <w:shd w:val="clear" w:fill="E7E9EC"/>
+          </w:tcPr>
+          <w:p>
+            <w:pPr>
+              <w:spacing w:after="40"/>
+            </w:pPr>
+            <w:r>
+              <w:rPr>
+                <w:b/>
+                <w:sz w:val="18"/>
+              </w:rPr>
+              <w:t>Status</w:t>
+            </w:r>
+          </w:p>
+        </w:tc>
+      </w:tr>
+      <w:tr>
+        <w:tc>
+          <w:tcPr>
+            <w:tcW w:type="dxa" w:w="3312"/>
+          </w:tcPr>
+          <w:p>
+            <w:pPr>
+              <w:spacing w:after="40"/>
+            </w:pPr>
+            <w:r>
+              <w:rPr>
+                <w:sz w:val="18"/>
+              </w:rPr>
+              <w:t>(i)</w:t>
+            </w:r>
+          </w:p>
+        </w:tc>
+        <w:tc>
+          <w:tcPr>
+            <w:tcW w:type="dxa" w:w="3312"/>
+          </w:tcPr>
+          <w:p>
+            <w:pPr>
+              <w:spacing w:after="40"/>
+            </w:pPr>
+            <w:r>
+              <w:rPr>
+                <w:sz w:val="18"/>
+              </w:rPr>
+              <w:t>Front view — the working three-panel screen with a processed video open, light theme</w:t>
+            </w:r>
+          </w:p>
+        </w:tc>
+        <w:tc>
+          <w:tcPr>
+            <w:tcW w:type="dxa" w:w="3312"/>
+          </w:tcPr>
+          <w:p>
+            <w:pPr>
+              <w:spacing w:after="40"/>
+            </w:pPr>
+            <w:r>
+              <w:rPr>
+                <w:sz w:val="18"/>
+              </w:rPr>
+              <w:t>To be captured</w:t>
+            </w:r>
+          </w:p>
+        </w:tc>
+      </w:tr>
+      <w:tr>
+        <w:tc>
+          <w:tcPr>
+            <w:tcW w:type="dxa" w:w="3312"/>
+          </w:tcPr>
+          <w:p>
+            <w:pPr>
+              <w:spacing w:after="40"/>
+            </w:pPr>
+            <w:r>
+              <w:rPr>
+                <w:sz w:val="18"/>
+              </w:rPr>
+              <w:t>(ii)</w:t>
+            </w:r>
+          </w:p>
+        </w:tc>
+        <w:tc>
+          <w:tcPr>
+            <w:tcW w:type="dxa" w:w="3312"/>
+          </w:tcPr>
+          <w:p>
+            <w:pPr>
+              <w:spacing w:after="40"/>
+            </w:pPr>
+            <w:r>
+              <w:rPr>
+                <w:sz w:val="18"/>
+              </w:rPr>
+              <w:t>Rear view — not applicable; the entry screen is submitted in its place, being the opposite face of the application as a user encounters it</w:t>
+            </w:r>
+          </w:p>
+        </w:tc>
+        <w:tc>
+          <w:tcPr>
+            <w:tcW w:type="dxa" w:w="3312"/>
+          </w:tcPr>
+          <w:p>
+            <w:pPr>
+              <w:spacing w:after="40"/>
+            </w:pPr>
+            <w:r>
+              <w:rPr>
+                <w:sz w:val="18"/>
+              </w:rPr>
+              <w:t>To be captured</w:t>
+            </w:r>
+          </w:p>
+        </w:tc>
+      </w:tr>
+      <w:tr>
+        <w:tc>
+          <w:tcPr>
+            <w:tcW w:type="dxa" w:w="3312"/>
+          </w:tcPr>
+          <w:p>
+            <w:pPr>
+              <w:spacing w:after="40"/>
+            </w:pPr>
+            <w:r>
+              <w:rPr>
+                <w:sz w:val="18"/>
+              </w:rPr>
+              <w:t>(iii)</w:t>
+            </w:r>
+          </w:p>
+        </w:tc>
+        <w:tc>
+          <w:tcPr>
+            <w:tcW w:type="dxa" w:w="3312"/>
+          </w:tcPr>
+          <w:p>
+            <w:pPr>
+              <w:spacing w:after="40"/>
+            </w:pPr>
+            <w:r>
+              <w:rPr>
+                <w:sz w:val="18"/>
+              </w:rPr>
+              <w:t>Left side view — the source panel at full height, shown alone</w:t>
+            </w:r>
+          </w:p>
+        </w:tc>
+        <w:tc>
+          <w:tcPr>
+            <w:tcW w:type="dxa" w:w="3312"/>
+          </w:tcPr>
+          <w:p>
+            <w:pPr>
+              <w:spacing w:after="40"/>
+            </w:pPr>
+            <w:r>
+              <w:rPr>
+                <w:sz w:val="18"/>
+              </w:rPr>
+              <w:t>To be captured</w:t>
+            </w:r>
+          </w:p>
+        </w:tc>
+      </w:tr>
+      <w:tr>
+        <w:tc>
+          <w:tcPr>
+            <w:tcW w:type="dxa" w:w="3312"/>
+          </w:tcPr>
+          <w:p>
+            <w:pPr>
+              <w:spacing w:after="40"/>
+            </w:pPr>
+            <w:r>
+              <w:rPr>
+                <w:sz w:val="18"/>
+              </w:rPr>
+              <w:t>(iv)</w:t>
+            </w:r>
+          </w:p>
+        </w:tc>
+        <w:tc>
+          <w:tcPr>
+            <w:tcW w:type="dxa" w:w="3312"/>
+          </w:tcPr>
+          <w:p>
+            <w:pPr>
+              <w:spacing w:after="40"/>
+            </w:pPr>
+            <w:r>
+              <w:rPr>
+                <w:sz w:val="18"/>
+              </w:rPr>
+              <w:t>Right side view — the studio tile column at full height, shown alone</w:t>
+            </w:r>
+          </w:p>
+        </w:tc>
+        <w:tc>
+          <w:tcPr>
+            <w:tcW w:type="dxa" w:w="3312"/>
+          </w:tcPr>
+          <w:p>
+            <w:pPr>
+              <w:spacing w:after="40"/>
+            </w:pPr>
+            <w:r>
+              <w:rPr>
+                <w:sz w:val="18"/>
+              </w:rPr>
+              <w:t>To be captured</w:t>
+            </w:r>
+          </w:p>
+        </w:tc>
+      </w:tr>
+      <w:tr>
+        <w:tc>
+          <w:tcPr>
+            <w:tcW w:type="dxa" w:w="3312"/>
+          </w:tcPr>
+          <w:p>
+            <w:pPr>
+              <w:spacing w:after="40"/>
+            </w:pPr>
+            <w:r>
+              <w:rPr>
+                <w:sz w:val="18"/>
+              </w:rPr>
+              <w:t>(v)</w:t>
+            </w:r>
+          </w:p>
+        </w:tc>
+        <w:tc>
+          <w:tcPr>
+            <w:tcW w:type="dxa" w:w="3312"/>
+          </w:tcPr>
+          <w:p>
+            <w:pPr>
+              <w:spacing w:after="40"/>
+            </w:pPr>
+            <w:r>
+              <w:rPr>
+                <w:sz w:val="18"/>
+              </w:rPr>
+              <w:t>Top view — the header bar with the device mark, navigation and account control</w:t>
+            </w:r>
+          </w:p>
+        </w:tc>
+        <w:tc>
+          <w:tcPr>
+            <w:tcW w:type="dxa" w:w="3312"/>
+          </w:tcPr>
+          <w:p>
+            <w:pPr>
+              <w:spacing w:after="40"/>
+            </w:pPr>
+            <w:r>
+              <w:rPr>
+                <w:sz w:val="18"/>
+              </w:rPr>
+              <w:t>To be captured</w:t>
+            </w:r>
+          </w:p>
+        </w:tc>
+      </w:tr>
+      <w:tr>
+        <w:tc>
+          <w:tcPr>
+            <w:tcW w:type="dxa" w:w="3312"/>
+          </w:tcPr>
+          <w:p>
+            <w:pPr>
+              <w:spacing w:after="40"/>
+            </w:pPr>
+            <w:r>
+              <w:rPr>
+                <w:sz w:val="18"/>
+              </w:rPr>
+              <w:t>(vi)</w:t>
+            </w:r>
+          </w:p>
+        </w:tc>
+        <w:tc>
+          <w:tcPr>
+            <w:tcW w:type="dxa" w:w="3312"/>
+          </w:tcPr>
+          <w:p>
+            <w:pPr>
+              <w:spacing w:after="40"/>
+            </w:pPr>
+            <w:r>
+              <w:rPr>
+                <w:sz w:val="18"/>
+              </w:rPr>
+              <w:t>Bottom view — the entry screen's figure band and footer</w:t>
+            </w:r>
+          </w:p>
+        </w:tc>
+        <w:tc>
+          <w:tcPr>
+            <w:tcW w:type="dxa" w:w="3312"/>
+          </w:tcPr>
+          <w:p>
+            <w:pPr>
+              <w:spacing w:after="40"/>
+            </w:pPr>
+            <w:r>
+              <w:rPr>
+                <w:sz w:val="18"/>
+              </w:rPr>
+              <w:t>To be captured</w:t>
+            </w:r>
+          </w:p>
+        </w:tc>
+      </w:tr>
+      <w:tr>
+        <w:tc>
+          <w:tcPr>
+            <w:tcW w:type="dxa" w:w="3312"/>
+          </w:tcPr>
+          <w:p>
+            <w:pPr>
+              <w:spacing w:after="40"/>
+            </w:pPr>
+            <w:r>
+              <w:rPr>
+                <w:sz w:val="18"/>
+              </w:rPr>
+              <w:t>(vii)</w:t>
+            </w:r>
+          </w:p>
+        </w:tc>
+        <w:tc>
+          <w:tcPr>
+            <w:tcW w:type="dxa" w:w="3312"/>
+          </w:tcPr>
+          <w:p>
+            <w:pPr>
+              <w:spacing w:after="40"/>
+            </w:pPr>
+            <w:r>
+              <w:rPr>
+                <w:sz w:val="18"/>
+              </w:rPr>
+              <w:t>Top perspective view — the working screen with the account panel open over it</w:t>
+            </w:r>
+          </w:p>
+        </w:tc>
+        <w:tc>
+          <w:tcPr>
+            <w:tcW w:type="dxa" w:w="3312"/>
+          </w:tcPr>
+          <w:p>
+            <w:pPr>
+              <w:spacing w:after="40"/>
+            </w:pPr>
+            <w:r>
+              <w:rPr>
+                <w:sz w:val="18"/>
+              </w:rPr>
+              <w:t>To be captured</w:t>
+            </w:r>
+          </w:p>
+        </w:tc>
+      </w:tr>
+      <w:tr>
+        <w:tc>
+          <w:tcPr>
+            <w:tcW w:type="dxa" w:w="3312"/>
+          </w:tcPr>
+          <w:p>
+            <w:pPr>
+              <w:spacing w:after="40"/>
+            </w:pPr>
+            <w:r>
+              <w:rPr>
+                <w:sz w:val="18"/>
+              </w:rPr>
+              <w:t>—</w:t>
+            </w:r>
+          </w:p>
+        </w:tc>
+        <w:tc>
+          <w:tcPr>
+            <w:tcW w:type="dxa" w:w="3312"/>
+          </w:tcPr>
+          <w:p>
+            <w:pPr>
+              <w:spacing w:after="40"/>
+            </w:pPr>
+            <w:r>
+              <w:rPr>
+                <w:sz w:val="18"/>
+              </w:rPr>
+              <w:t>Device mark, supplied separately at not less than 1000 × 1000 pixels</w:t>
+            </w:r>
+          </w:p>
+        </w:tc>
+        <w:tc>
+          <w:tcPr>
+            <w:tcW w:type="dxa" w:w="3312"/>
+          </w:tcPr>
+          <w:p>
+            <w:pPr>
+              <w:spacing w:after="40"/>
+            </w:pPr>
+            <w:r>
+              <w:rPr>
+                <w:sz w:val="18"/>
+              </w:rPr>
+              <w:t>To be captured</w:t>
+            </w:r>
+          </w:p>
+        </w:tc>
+      </w:tr>
+    </w:tbl>
+    <w:p>
+      <w:r>
+        <w:rPr>
+          <w:i w:val="0"/>
+        </w:rPr>
+      </w:r>
+    </w:p>
+    <w:p>
+      <w:r>
+        <w:rPr>
+          <w:i/>
+        </w:rPr>
+        <w:t>To be captured at a single fixed window size, on a white background, with no browser chrome, no cursor and no personal data visible.</w:t>
       </w:r>
     </w:p>
     <w:p>
       <w:pPr>
-        <w:spacing w:after="80"/>
-      </w:pPr>
-      <w:r>
-        <w:rPr>
-          <w:i/>
-        </w:rPr>
-        <w:t>The article is a screen display and has no physical depth, so rear, side, top and bottom views in the conventional sense do not arise. Seven representations are submitted in their place, each a full-screen capture at 1280 × 900 pixels on a white ground, in the order required by the form:</w:t>
-      </w:r>
-    </w:p>
-    <w:p>
-      <w:pPr>
-        <w:pStyle w:val="ListBullet"/>
-        <w:spacing w:after="40"/>
-      </w:pPr>
-      <w:r>
-        <w:t>(i) Front view — the working three-panel screen with a processed video open.</w:t>
-      </w:r>
-    </w:p>
-    <w:p>
-      <w:pPr>
-        <w:pStyle w:val="ListBullet"/>
-        <w:spacing w:after="40"/>
-      </w:pPr>
-      <w:r>
-        <w:t>(ii) Rear view — not applicable; the entry screen is submitted in its place, being the opposite face of the application as a user encounters it.</w:t>
-      </w:r>
-    </w:p>
-    <w:p>
-      <w:pPr>
-        <w:pStyle w:val="ListBullet"/>
-        <w:spacing w:after="40"/>
-      </w:pPr>
-      <w:r>
-        <w:t>(iii) Left side view — the source panel at full height, shown alone.</w:t>
-      </w:r>
-    </w:p>
-    <w:p>
-      <w:pPr>
-        <w:pStyle w:val="ListBullet"/>
-        <w:spacing w:after="40"/>
-      </w:pPr>
-      <w:r>
-        <w:t>(iv) Right side view — the studio tile column at full height, shown alone.</w:t>
-      </w:r>
-    </w:p>
-    <w:p>
-      <w:pPr>
-        <w:pStyle w:val="ListBullet"/>
-        <w:spacing w:after="40"/>
-      </w:pPr>
-      <w:r>
-        <w:t>(v) Top view — the header bar with the device mark, navigation and account control.</w:t>
-      </w:r>
-    </w:p>
-    <w:p>
-      <w:pPr>
-        <w:pStyle w:val="ListBullet"/>
-        <w:spacing w:after="40"/>
-      </w:pPr>
-      <w:r>
-        <w:t>(vi) Bottom view — the entry screen's figure band and footer.</w:t>
-      </w:r>
-    </w:p>
-    <w:p>
-      <w:pPr>
-        <w:pStyle w:val="ListBullet"/>
-        <w:spacing w:after="40"/>
-      </w:pPr>
-      <w:r>
-        <w:t>(vii) Top perspective view — the working screen with the account panel open over it, showing the relationship of the dropped card to the three panels beneath.</w:t>
-      </w:r>
-    </w:p>
-    <w:p>
-      <w:pPr>
-        <w:spacing w:after="80"/>
-      </w:pPr>
-      <w:r>
-        <w:rPr>
-          <w:i/>
-        </w:rPr>
-        <w:t>STATUS: the seven representations have not yet been captured and must be attached before submission. The device mark should additionally be supplied as a separate image at not less than 1000 × 1000 pixels.</w:t>
-      </w:r>
-    </w:p>
-    <w:p>
-      <w:pPr>
-        <w:spacing w:before="200"/>
+        <w:spacing w:before="220" w:after="60"/>
       </w:pPr>
       <w:r>
         <w:rPr>
@@ -363,14 +807,11 @@
       </w:r>
     </w:p>
     <w:p>
-      <w:pPr>
-        <w:spacing w:after="80"/>
-      </w:pPr>
       <w:r>
         <w:rPr>
           <w:i/>
         </w:rPr>
-        <w:t>The inventors record the following as matters of fact and seek the IPR Cell's determination, as the question is a legal one:</w:t>
+        <w:t>The inventors record the following as matters of fact and seek the IPR Cell's determination, the question being a legal one:</w:t>
       </w:r>
     </w:p>
     <w:p>
@@ -401,19 +842,16 @@
       </w:r>
     </w:p>
     <w:p>
-      <w:pPr>
-        <w:spacing w:after="80"/>
-      </w:pPr>
       <w:r>
         <w:rPr>
           <w:i/>
         </w:rPr>
-        <w:t>The inventors request the Cell's advice on whether the tunnelled endpoint constitutes prior publication for the purposes of Section 4 of the Designs Act, 2000, and whether it should be withdrawn or placed behind access control pending the application. Pending that advice the inventors have not published the address further.</w:t>
+        <w:t>The inventors request the Cell's advice on whether the tunnelled endpoint constitutes prior publication for the purposes of Section 4 of the Designs Act, 2000, and whether it should be withdrawn or placed behind access control pending the application.</w:t>
       </w:r>
     </w:p>
     <w:p>
       <w:pPr>
-        <w:spacing w:before="200"/>
+        <w:spacing w:before="220" w:after="60"/>
       </w:pPr>
       <w:r>
         <w:rPr>
@@ -424,30 +862,24 @@
       </w:r>
     </w:p>
     <w:p>
-      <w:pPr>
-        <w:spacing w:after="80"/>
-      </w:pPr>
       <w:r>
         <w:rPr>
           <w:i w:val="0"/>
         </w:rPr>
-        <w:t>The design is expected to be shown in the Project-I (BCSE497J) review presentation and in the associated project report submitted to the School of Computer Science and Engineering, VIT Vellore. The review date is to be confirmed with the guide and must be entered here before submission. No other publication, exhibition or public release is planned.</w:t>
+        <w:t>The design is expected to be shown in the Project-I (BCSE497J) review presentation and in the associated project report submitted to the School of Computer Science and Engineering, VIT Vellore. No other publication, exhibition or public release is planned.</w:t>
+      </w:r>
+    </w:p>
+    <w:p>
+      <w:r>
+        <w:rPr>
+          <w:i/>
+        </w:rPr>
+        <w:t>Date of the review presentation: ______________________</w:t>
       </w:r>
     </w:p>
     <w:p>
       <w:pPr>
-        <w:spacing w:after="80"/>
-      </w:pPr>
-      <w:r>
-        <w:rPr>
-          <w:i/>
-        </w:rPr>
-        <w:t>DATE TO BE CONFIRMED AND ENTERED: __________________</w:t>
-      </w:r>
-    </w:p>
-    <w:p>
-      <w:pPr>
-        <w:spacing w:before="200"/>
+        <w:spacing w:before="220" w:after="60"/>
       </w:pPr>
       <w:r>
         <w:rPr>
@@ -458,9 +890,6 @@
       </w:r>
     </w:p>
     <w:p>
-      <w:pPr>
-        <w:spacing w:after="80"/>
-      </w:pPr>
       <w:r>
         <w:rPr>
           <w:i w:val="0"/>
@@ -470,7 +899,7 @@
     </w:p>
     <w:p>
       <w:pPr>
-        <w:spacing w:before="200"/>
+        <w:spacing w:before="220" w:after="60"/>
       </w:pPr>
       <w:r>
         <w:rPr>
@@ -481,20 +910,54 @@
       </w:r>
     </w:p>
     <w:p>
-      <w:pPr>
-        <w:spacing w:after="80"/>
-      </w:pPr>
       <w:r>
         <w:rPr>
-          <w:i/>
+          <w:i w:val="0"/>
         </w:rPr>
-        <w:t>The entries below are to be completed by each contributor before submission. The inventors are listed in the order recorded on the project registration.</w:t>
+        <w:t>Name : ______________________________</w:t>
       </w:r>
     </w:p>
     <w:p>
-      <w:pPr>
-        <w:spacing w:after="80"/>
-      </w:pPr>
+      <w:r>
+        <w:rPr>
+          <w:i w:val="0"/>
+        </w:rPr>
+        <w:t>Title   : Student, B.Tech</w:t>
+      </w:r>
+    </w:p>
+    <w:p>
+      <w:r>
+        <w:rPr>
+          <w:i w:val="0"/>
+        </w:rPr>
+        <w:t>Organization: Vellore Institute of Technology, Vellore</w:t>
+      </w:r>
+    </w:p>
+    <w:p>
+      <w:r>
+        <w:rPr>
+          <w:i w:val="0"/>
+        </w:rPr>
+        <w:t>Address: ______________________________</w:t>
+      </w:r>
+    </w:p>
+    <w:p>
+      <w:r>
+        <w:rPr>
+          <w:i w:val="0"/>
+        </w:rPr>
+        <w:t>Email: ______________________________</w:t>
+      </w:r>
+    </w:p>
+    <w:p>
+      <w:r>
+        <w:rPr>
+          <w:i w:val="0"/>
+        </w:rPr>
+        <w:t>Phone: ______________________________</w:t>
+      </w:r>
+    </w:p>
+    <w:p>
       <w:r>
         <w:rPr>
           <w:i w:val="0"/>
@@ -502,86 +965,54 @@
       </w:r>
     </w:p>
     <w:p>
-      <w:pPr>
-        <w:spacing w:after="80"/>
-      </w:pPr>
-      <w:r>
-        <w:rPr>
-          <w:i/>
-        </w:rPr>
-        <w:t>Contributor 1</w:t>
-      </w:r>
-    </w:p>
-    <w:p>
-      <w:pPr>
-        <w:spacing w:after="80"/>
-      </w:pPr>
       <w:r>
         <w:rPr>
           <w:i w:val="0"/>
         </w:rPr>
-        <w:t>Name:           ______________________________</w:t>
+        <w:t>Name : ______________________________</w:t>
       </w:r>
     </w:p>
     <w:p>
-      <w:pPr>
-        <w:spacing w:after="80"/>
-      </w:pPr>
       <w:r>
         <w:rPr>
           <w:i w:val="0"/>
         </w:rPr>
-        <w:t>Title:          Student, B.Tech (to be confirmed)</w:t>
+        <w:t>Title   : Student, B.Tech</w:t>
       </w:r>
     </w:p>
     <w:p>
-      <w:pPr>
-        <w:spacing w:after="80"/>
-      </w:pPr>
       <w:r>
         <w:rPr>
           <w:i w:val="0"/>
         </w:rPr>
-        <w:t>Organization:   Vellore Institute of Technology, Vellore</w:t>
+        <w:t>Organization: Vellore Institute of Technology, Vellore</w:t>
       </w:r>
     </w:p>
     <w:p>
-      <w:pPr>
-        <w:spacing w:after="80"/>
-      </w:pPr>
       <w:r>
         <w:rPr>
           <w:i w:val="0"/>
         </w:rPr>
-        <w:t>Address:        ______________________________</w:t>
+        <w:t>Address: ______________________________</w:t>
       </w:r>
     </w:p>
     <w:p>
-      <w:pPr>
-        <w:spacing w:after="80"/>
-      </w:pPr>
       <w:r>
         <w:rPr>
           <w:i w:val="0"/>
         </w:rPr>
-        <w:t>Email:          ______________________________</w:t>
+        <w:t>Email: ______________________________</w:t>
       </w:r>
     </w:p>
     <w:p>
-      <w:pPr>
-        <w:spacing w:after="80"/>
-      </w:pPr>
       <w:r>
         <w:rPr>
           <w:i w:val="0"/>
         </w:rPr>
-        <w:t>Phone:          ______________________________</w:t>
+        <w:t>Phone: ______________________________</w:t>
       </w:r>
     </w:p>
     <w:p>
-      <w:pPr>
-        <w:spacing w:after="80"/>
-      </w:pPr>
       <w:r>
         <w:rPr>
           <w:i w:val="0"/>
@@ -589,172 +1020,56 @@
       </w:r>
     </w:p>
     <w:p>
-      <w:pPr>
-        <w:spacing w:after="80"/>
-      </w:pPr>
       <w:r>
         <w:rPr>
-          <w:i/>
+          <w:i w:val="0"/>
         </w:rPr>
-        <w:t>Contributor 2</w:t>
+        <w:t>Name : ______________________________</w:t>
+      </w:r>
+    </w:p>
+    <w:p>
+      <w:r>
+        <w:rPr>
+          <w:i w:val="0"/>
+        </w:rPr>
+        <w:t>Title   : Student, B.Tech</w:t>
+      </w:r>
+    </w:p>
+    <w:p>
+      <w:r>
+        <w:rPr>
+          <w:i w:val="0"/>
+        </w:rPr>
+        <w:t>Organization: Vellore Institute of Technology, Vellore</w:t>
+      </w:r>
+    </w:p>
+    <w:p>
+      <w:r>
+        <w:rPr>
+          <w:i w:val="0"/>
+        </w:rPr>
+        <w:t>Address: ______________________________</w:t>
+      </w:r>
+    </w:p>
+    <w:p>
+      <w:r>
+        <w:rPr>
+          <w:i w:val="0"/>
+        </w:rPr>
+        <w:t>Email: ______________________________</w:t>
+      </w:r>
+    </w:p>
+    <w:p>
+      <w:r>
+        <w:rPr>
+          <w:i w:val="0"/>
+        </w:rPr>
+        <w:t>Phone: ______________________________</w:t>
       </w:r>
     </w:p>
     <w:p>
       <w:pPr>
-        <w:spacing w:after="80"/>
-      </w:pPr>
-      <w:r>
-        <w:rPr>
-          <w:i w:val="0"/>
-        </w:rPr>
-        <w:t>Name:           ______________________________</w:t>
-      </w:r>
-    </w:p>
-    <w:p>
-      <w:pPr>
-        <w:spacing w:after="80"/>
-      </w:pPr>
-      <w:r>
-        <w:rPr>
-          <w:i w:val="0"/>
-        </w:rPr>
-        <w:t>Title:          Student, B.Tech (to be confirmed)</w:t>
-      </w:r>
-    </w:p>
-    <w:p>
-      <w:pPr>
-        <w:spacing w:after="80"/>
-      </w:pPr>
-      <w:r>
-        <w:rPr>
-          <w:i w:val="0"/>
-        </w:rPr>
-        <w:t>Organization:   Vellore Institute of Technology, Vellore</w:t>
-      </w:r>
-    </w:p>
-    <w:p>
-      <w:pPr>
-        <w:spacing w:after="80"/>
-      </w:pPr>
-      <w:r>
-        <w:rPr>
-          <w:i w:val="0"/>
-        </w:rPr>
-        <w:t>Address:        ______________________________</w:t>
-      </w:r>
-    </w:p>
-    <w:p>
-      <w:pPr>
-        <w:spacing w:after="80"/>
-      </w:pPr>
-      <w:r>
-        <w:rPr>
-          <w:i w:val="0"/>
-        </w:rPr>
-        <w:t>Email:          ______________________________</w:t>
-      </w:r>
-    </w:p>
-    <w:p>
-      <w:pPr>
-        <w:spacing w:after="80"/>
-      </w:pPr>
-      <w:r>
-        <w:rPr>
-          <w:i w:val="0"/>
-        </w:rPr>
-        <w:t>Phone:          ______________________________</w:t>
-      </w:r>
-    </w:p>
-    <w:p>
-      <w:pPr>
-        <w:spacing w:after="80"/>
-      </w:pPr>
-      <w:r>
-        <w:rPr>
-          <w:i w:val="0"/>
-        </w:rPr>
-      </w:r>
-    </w:p>
-    <w:p>
-      <w:pPr>
-        <w:spacing w:after="80"/>
-      </w:pPr>
-      <w:r>
-        <w:rPr>
-          <w:i/>
-        </w:rPr>
-        <w:t>Contributor 3</w:t>
-      </w:r>
-    </w:p>
-    <w:p>
-      <w:pPr>
-        <w:spacing w:after="80"/>
-      </w:pPr>
-      <w:r>
-        <w:rPr>
-          <w:i w:val="0"/>
-        </w:rPr>
-        <w:t>Name:           ______________________________</w:t>
-      </w:r>
-    </w:p>
-    <w:p>
-      <w:pPr>
-        <w:spacing w:after="80"/>
-      </w:pPr>
-      <w:r>
-        <w:rPr>
-          <w:i w:val="0"/>
-        </w:rPr>
-        <w:t>Title:          Student, B.Tech (to be confirmed)</w:t>
-      </w:r>
-    </w:p>
-    <w:p>
-      <w:pPr>
-        <w:spacing w:after="80"/>
-      </w:pPr>
-      <w:r>
-        <w:rPr>
-          <w:i w:val="0"/>
-        </w:rPr>
-        <w:t>Organization:   Vellore Institute of Technology, Vellore</w:t>
-      </w:r>
-    </w:p>
-    <w:p>
-      <w:pPr>
-        <w:spacing w:after="80"/>
-      </w:pPr>
-      <w:r>
-        <w:rPr>
-          <w:i w:val="0"/>
-        </w:rPr>
-        <w:t>Address:        ______________________________</w:t>
-      </w:r>
-    </w:p>
-    <w:p>
-      <w:pPr>
-        <w:spacing w:after="80"/>
-      </w:pPr>
-      <w:r>
-        <w:rPr>
-          <w:i w:val="0"/>
-        </w:rPr>
-        <w:t>Email:          ______________________________</w:t>
-      </w:r>
-    </w:p>
-    <w:p>
-      <w:pPr>
-        <w:spacing w:after="80"/>
-      </w:pPr>
-      <w:r>
-        <w:rPr>
-          <w:i w:val="0"/>
-        </w:rPr>
-        <w:t>Phone:          ______________________________</w:t>
-      </w:r>
-    </w:p>
-    <w:p>
-      <w:pPr>
-        <w:spacing w:before="200"/>
+        <w:spacing w:before="220" w:after="60"/>
       </w:pPr>
       <w:r>
         <w:rPr>
@@ -765,9 +1080,6 @@
       </w:r>
     </w:p>
     <w:p>
-      <w:pPr>
-        <w:spacing w:after="80"/>
-      </w:pPr>
       <w:r>
         <w:rPr>
           <w:i w:val="0"/>
@@ -775,9 +1087,6 @@
       </w:r>
     </w:p>
     <w:p>
-      <w:pPr>
-        <w:spacing w:after="80"/>
-      </w:pPr>
       <w:r>
         <w:rPr>
           <w:i w:val="0"/>
@@ -786,20 +1095,6 @@
       </w:r>
     </w:p>
     <w:p>
-      <w:pPr>
-        <w:spacing w:after="80"/>
-      </w:pPr>
-      <w:r>
-        <w:rPr>
-          <w:i w:val="0"/>
-        </w:rPr>
-        <w:t>Signature of contributor 1                              Date: ______________</w:t>
-      </w:r>
-    </w:p>
-    <w:p>
-      <w:pPr>
-        <w:spacing w:after="80"/>
-      </w:pPr>
       <w:r>
         <w:rPr>
           <w:i w:val="0"/>
@@ -807,9 +1102,6 @@
       </w:r>
     </w:p>
     <w:p>
-      <w:pPr>
-        <w:spacing w:after="80"/>
-      </w:pPr>
       <w:r>
         <w:rPr>
           <w:i w:val="0"/>
@@ -818,20 +1110,6 @@
       </w:r>
     </w:p>
     <w:p>
-      <w:pPr>
-        <w:spacing w:after="80"/>
-      </w:pPr>
-      <w:r>
-        <w:rPr>
-          <w:i w:val="0"/>
-        </w:rPr>
-        <w:t>Signature of contributor 2                              Date: ______________</w:t>
-      </w:r>
-    </w:p>
-    <w:p>
-      <w:pPr>
-        <w:spacing w:after="80"/>
-      </w:pPr>
       <w:r>
         <w:rPr>
           <w:i w:val="0"/>
@@ -839,9 +1117,6 @@
       </w:r>
     </w:p>
     <w:p>
-      <w:pPr>
-        <w:spacing w:after="80"/>
-      </w:pPr>
       <w:r>
         <w:rPr>
           <w:i w:val="0"/>
@@ -849,30 +1124,9 @@
         <w:t>-------------------------------------------------------------------</w:t>
       </w:r>
     </w:p>
-    <w:p>
-      <w:pPr>
-        <w:spacing w:after="80"/>
-      </w:pPr>
-      <w:r>
-        <w:rPr>
-          <w:i w:val="0"/>
-        </w:rPr>
-        <w:t>Signature of contributor 3                              Date: ______________</w:t>
-      </w:r>
-    </w:p>
-    <w:p>
-      <w:pPr>
-        <w:spacing w:after="80"/>
-      </w:pPr>
-      <w:r>
-        <w:rPr>
-          <w:i w:val="0"/>
-        </w:rPr>
-      </w:r>
-    </w:p>
     <w:sectPr>
       <w:pgSz w:w="12240" w:h="15840"/>
-      <w:pgMar w:top="1440" w:right="1800" w:bottom="1440" w:left="1800" w:header="720" w:footer="720" w:gutter="0"/>
+      <w:pgMar w:top="1008" w:right="1152" w:bottom="1008" w:left="1152" w:header="720" w:footer="720" w:gutter="0"/>
       <w:cols w:space="720"/>
       <w:docGrid w:linePitch="360"/>
     </w:sectPr>
@@ -1243,6 +1497,9 @@
     <w:name w:val="Normal"/>
     <w:qFormat/>
     <w:rsid w:val="00FC693F"/>
+    <w:pPr>
+      <w:spacing w:after="80"/>
+    </w:pPr>
     <w:rPr>
       <w:rFonts w:ascii="Calibri" w:hAnsi="Calibri"/>
       <w:sz w:val="21"/>
